--- a/courses/phy214/practice-exams/e6/phy214-practice-exam-6-ch-25-26-v1-answer-key.docx
+++ b/courses/phy214/practice-exams/e6/phy214-practice-exam-6-ch-25-26-v1-answer-key.docx
@@ -12,7 +12,7 @@
           <w:rFonts w:ascii="Times New Roman" w:hAnsi="Times New Roman" w:eastAsia="Times New Roman" w:cs="Times New Roman"/>
           <w:sz w:val="21"/>
         </w:rPr>
-        <w:t xml:space="preserve">PHY202 Practice Exam 6 on chapter(s): 25, 26</w:t>
+        <w:t>PHY202 Practice Exam 6 on chapter(s): 25, 26</w:t>
       </w:r>
     </w:p>
     <w:p>

--- a/courses/phy214/practice-exams/e6/phy214-practice-exam-6-ch-25-26-v1-answer-key.docx
+++ b/courses/phy214/practice-exams/e6/phy214-practice-exam-6-ch-25-26-v1-answer-key.docx
@@ -12,7 +12,7 @@
           <w:rFonts w:ascii="Times New Roman" w:hAnsi="Times New Roman" w:eastAsia="Times New Roman" w:cs="Times New Roman"/>
           <w:sz w:val="21"/>
         </w:rPr>
-        <w:t>PHY202 Practice Exam 6 on chapter(s): 25, 26</w:t>
+        <w:t xml:space="preserve">PHY202 Practice Exam 6 on chapter(s): 25, 26</w:t>
       </w:r>
     </w:p>
     <w:p>
